--- a/course_development/active_inference_ms/04_code_create/06_learning/output/lecture-content/06_learning-module.docx
+++ b/course_development/active_inference_ms/04_code_create/06_learning/output/lecture-content/06_learning-module.docx
@@ -4,7 +4,7 @@
   <w:body>
     <w:p>
       <w:r>
-        <w:t>Module 06: Learning in Ms</w:t>
+        <w:t>Module 06: Learning in Middle School</w:t>
       </w:r>
     </w:p>
     <w:p>
@@ -14,12 +14,12 @@
     </w:p>
     <w:p>
       <w:r>
-        <w:t>Define Learning within the context of Ms.  Analyze how Learning interacts with other components of the Active Inference framework.  Apply specific constraints of Ms to the formal definition of Learning.   Introduction</w:t>
+        <w:t>Define Learning within the context of Middle School.  Analyze how Learning interacts with other components of the Active Inference framework.  Apply specific constraints of Middle School to the formal definition of Learning.   Introduction</w:t>
       </w:r>
     </w:p>
     <w:p>
       <w:r>
-        <w:t>This module explores Learning . In the Ms curriculum, we approach this topic with a focus on specific applications and theoretical depth appropriate for the audience. Learning is a critical component of the 8-part Active Inference spine, bridging the gap between [Previous Topic] and [Next Topic].</w:t>
+        <w:t>This module explores Learning . In the Middle School curriculum, we approach this topic with a focus on specific applications and theoretical depth appropriate for the audience. Learning is a critical component of the 8-part Active Inference spine, bridging the gap between Action and Communication.</w:t>
       </w:r>
     </w:p>
     <w:p>
@@ -64,11 +64,11 @@
     </w:p>
     <w:p>
       <w:r>
-        <w:t>In Ms, we see Learning manifest in:</w:t>
+        <w:t>In Middle School, we see Learning manifest in:</w:t>
         <w:br/>
-        <w:t>* Specific Example 1 : [Add domain-specific example here]</w:t>
+        <w:t>* Specific Example 1 : Training an AI to recognize handwritten digits works just like human learning through prediction errors. The model starts by guessing randomly, gets told "that 7 is not a 1," and adjusts its internal weights to make fewer mistakes next time. After seeing thousands of examples and correcting thousands of prediction errors, it builds a model accurate enough to read messy handwriting that even some humans struggle with.</w:t>
         <w:br/>
-        <w:t>* Specific Example 2 : [Add domain-specific example here]</w:t>
+        <w:t>* Specific Example 2 : When you learn a new programming language after already knowing one, your brain transfers its existing model and then updates it where the languages differ. If you know Python and start learning JavaScript, you predict that print() will work -- but it does not, so you learn console.log() instead. Each prediction error from your old model helps you build the new one faster, which is why the second programming language is always easier than the first.</w:t>
       </w:r>
     </w:p>
     <w:p>
